--- a/src/__tests__/fixtures/wbs.docx
+++ b/src/__tests__/fixtures/wbs.docx
@@ -4,24 +4,24 @@
   <w:body>
     <w:p>
       <w:r>
-        <w:t xml:space="preserve">+++QUERY </w:t>
+        <w:t xml:space="preserve">+++EXEC void 0+++</w:t>
       </w:r>
     </w:p>
     <w:p>
       <w:r>
-        <w:t xml:space="preserve">query getData($projectId: </w:t>
-      </w:r>
-      <w:r>
-        <w:t>Int</w:t>
-      </w:r>
-      <w:r>
-        <w:t xml:space="preserve">!) </w:t>
+        <w:t xml:space="preserve">+++EXEC void 0+++</w:t>
+      </w:r>
+      <w:r>
+        <w:t>+++EXEC void 0+++</w:t>
+      </w:r>
+      <w:r>
+        <w:t xml:space="preserve">+++EXEC void 0+++</w:t>
       </w:r>
       <w:r>
         <w:rPr>
           <w:rFonts w:hint="eastAsia"/>
         </w:rPr>
-        <w:t>{</w:t>
+        <w:t>+++EXEC void 0+++</w:t>
       </w:r>
     </w:p>
     <w:p>
@@ -29,16 +29,16 @@
         <w:rPr>
           <w:rFonts w:hint="eastAsia"/>
         </w:rPr>
-        <w:t xml:space="preserve">  project(id: </w:t>
-      </w:r>
-      <w:r>
-        <w:t>$</w:t>
+        <w:t xml:space="preserve">+++EXEC void 0+++</w:t>
+      </w:r>
+      <w:r>
+        <w:t>+++EXEC void 0+++</w:t>
       </w:r>
       <w:r>
         <w:rPr>
           <w:rFonts w:hint="eastAsia"/>
         </w:rPr>
-        <w:t>projectId) {</w:t>
+        <w:t>+++EXEC void 0+++</w:t>
       </w:r>
     </w:p>
     <w:p>
@@ -46,7 +46,7 @@
         <w:rPr>
           <w:rFonts w:hint="eastAsia"/>
         </w:rPr>
-        <w:t xml:space="preserve">    name</w:t>
+        <w:t xml:space="preserve">+++EXEC void 0+++</w:t>
       </w:r>
     </w:p>
     <w:p>
@@ -54,7 +54,7 @@
         <w:rPr>
           <w:rFonts w:hint="eastAsia"/>
         </w:rPr>
-        <w:t xml:space="preserve">    workPackages(sortedBy: "acronym") {</w:t>
+        <w:t xml:space="preserve">+++EXEC void 0+++</w:t>
       </w:r>
     </w:p>
     <w:p>
@@ -62,7 +62,7 @@
         <w:rPr>
           <w:rFonts w:hint="eastAsia"/>
         </w:rPr>
-        <w:t xml:space="preserve">      acronym, title, isHeader</w:t>
+        <w:t xml:space="preserve">+++EXEC void 0+++</w:t>
       </w:r>
     </w:p>
     <w:p>
@@ -70,7 +70,7 @@
         <w:rPr>
           <w:rFonts w:hint="eastAsia"/>
         </w:rPr>
-        <w:t xml:space="preserve">      startMilestone {acronym, plannedDelta}</w:t>
+        <w:t xml:space="preserve">+++EXEC void 0+++</w:t>
       </w:r>
     </w:p>
     <w:p>
@@ -78,7 +78,7 @@
         <w:rPr>
           <w:rFonts w:hint="eastAsia"/>
         </w:rPr>
-        <w:t xml:space="preserve">      endMilestone {acronym, plannedDelta}</w:t>
+        <w:t xml:space="preserve">+++EXEC void 0+++</w:t>
       </w:r>
     </w:p>
     <w:p>
@@ -86,7 +86,7 @@
         <w:rPr>
           <w:rFonts w:hint="eastAsia"/>
         </w:rPr>
-        <w:t xml:space="preserve">      leaderCompany {acronym}</w:t>
+        <w:t xml:space="preserve">+++EXEC void 0+++</w:t>
       </w:r>
     </w:p>
     <w:p>
@@ -94,7 +94,7 @@
         <w:rPr>
           <w:rFonts w:hint="eastAsia"/>
         </w:rPr>
-        <w:t xml:space="preserve">    }</w:t>
+        <w:t xml:space="preserve">+++EXEC void 0+++</w:t>
       </w:r>
     </w:p>
     <w:p>
@@ -102,7 +102,7 @@
         <w:rPr>
           <w:rFonts w:hint="eastAsia"/>
         </w:rPr>
-        <w:t xml:space="preserve">  }</w:t>
+        <w:t xml:space="preserve">+++EXEC void 0+++</w:t>
       </w:r>
     </w:p>
     <w:p>
@@ -110,12 +110,12 @@
         <w:rPr>
           <w:rFonts w:hint="eastAsia"/>
         </w:rPr>
-        <w:t>}</w:t>
+        <w:t>+++EXEC void 0+++</w:t>
       </w:r>
     </w:p>
     <w:p>
       <w:r>
-        <w:t>+++</w:t>
+        <w:t>+++EXEC void 0+++</w:t>
       </w:r>
     </w:p>
     <w:p>
